--- a/Setup_Guide.docx
+++ b/Setup_Guide.docx
@@ -61,23 +61,13 @@
           <w:szCs w:val="24"/>
         </w:rPr>
       </w:pPr>
-      <w:proofErr w:type="spellStart"/>
-      <w:r>
-        <w:rPr>
-          <w:rFonts w:ascii="Times New Roman" w:hAnsi="Times New Roman" w:cs="Times New Roman"/>
-          <w:sz w:val="24"/>
-          <w:szCs w:val="24"/>
-        </w:rPr>
-        <w:t>conda</w:t>
-      </w:r>
-      <w:proofErr w:type="spellEnd"/>
-      <w:r>
-        <w:rPr>
-          <w:rFonts w:ascii="Times New Roman" w:hAnsi="Times New Roman" w:cs="Times New Roman"/>
-          <w:sz w:val="24"/>
-          <w:szCs w:val="24"/>
-        </w:rPr>
-        <w:t xml:space="preserve"> –version</w:t>
+      <w:r>
+        <w:rPr>
+          <w:rFonts w:ascii="Times New Roman" w:hAnsi="Times New Roman" w:cs="Times New Roman"/>
+          <w:sz w:val="24"/>
+          <w:szCs w:val="24"/>
+        </w:rPr>
+        <w:t>conda –version</w:t>
       </w:r>
     </w:p>
     <w:p>
@@ -130,79 +120,31 @@
           <w:szCs w:val="24"/>
         </w:rPr>
       </w:pPr>
-      <w:proofErr w:type="spellStart"/>
-      <w:r>
-        <w:rPr>
-          <w:rFonts w:ascii="Times New Roman" w:hAnsi="Times New Roman" w:cs="Times New Roman"/>
-          <w:sz w:val="24"/>
-          <w:szCs w:val="24"/>
-        </w:rPr>
-        <w:t>conda</w:t>
-      </w:r>
-      <w:proofErr w:type="spellEnd"/>
-      <w:r>
-        <w:rPr>
-          <w:rFonts w:ascii="Times New Roman" w:hAnsi="Times New Roman" w:cs="Times New Roman"/>
-          <w:sz w:val="24"/>
-          <w:szCs w:val="24"/>
-        </w:rPr>
-        <w:t xml:space="preserve"> create -n </w:t>
-      </w:r>
-      <w:proofErr w:type="spellStart"/>
-      <w:r>
-        <w:rPr>
-          <w:rFonts w:ascii="Times New Roman" w:hAnsi="Times New Roman" w:cs="Times New Roman"/>
-          <w:sz w:val="24"/>
-          <w:szCs w:val="24"/>
-        </w:rPr>
-        <w:t>rag_env</w:t>
-      </w:r>
-      <w:proofErr w:type="spellEnd"/>
-      <w:r>
-        <w:rPr>
-          <w:rFonts w:ascii="Times New Roman" w:hAnsi="Times New Roman" w:cs="Times New Roman"/>
-          <w:sz w:val="24"/>
-          <w:szCs w:val="24"/>
-        </w:rPr>
-        <w:t xml:space="preserve"> python=3.11 -y</w:t>
-      </w:r>
-    </w:p>
-    <w:p>
-      <w:pPr>
-        <w:rPr>
-          <w:rFonts w:ascii="Times New Roman" w:hAnsi="Times New Roman" w:cs="Times New Roman"/>
-          <w:sz w:val="24"/>
-          <w:szCs w:val="24"/>
-        </w:rPr>
-      </w:pPr>
-      <w:proofErr w:type="spellStart"/>
-      <w:r>
-        <w:rPr>
-          <w:rFonts w:ascii="Times New Roman" w:hAnsi="Times New Roman" w:cs="Times New Roman"/>
-          <w:sz w:val="24"/>
-          <w:szCs w:val="24"/>
-        </w:rPr>
-        <w:t>conda</w:t>
-      </w:r>
-      <w:proofErr w:type="spellEnd"/>
-      <w:r>
-        <w:rPr>
-          <w:rFonts w:ascii="Times New Roman" w:hAnsi="Times New Roman" w:cs="Times New Roman"/>
-          <w:sz w:val="24"/>
-          <w:szCs w:val="24"/>
-        </w:rPr>
-        <w:t xml:space="preserve"> activate </w:t>
-      </w:r>
-      <w:proofErr w:type="spellStart"/>
-      <w:r>
-        <w:rPr>
-          <w:rFonts w:ascii="Times New Roman" w:hAnsi="Times New Roman" w:cs="Times New Roman"/>
-          <w:sz w:val="24"/>
-          <w:szCs w:val="24"/>
-        </w:rPr>
-        <w:t>rag_env</w:t>
-      </w:r>
-      <w:proofErr w:type="spellEnd"/>
+      <w:r>
+        <w:rPr>
+          <w:rFonts w:ascii="Times New Roman" w:hAnsi="Times New Roman" w:cs="Times New Roman"/>
+          <w:sz w:val="24"/>
+          <w:szCs w:val="24"/>
+        </w:rPr>
+        <w:t>conda create -n rag_env python=3.11 -y</w:t>
+      </w:r>
+    </w:p>
+    <w:p>
+      <w:pPr>
+        <w:rPr>
+          <w:rFonts w:ascii="Times New Roman" w:hAnsi="Times New Roman" w:cs="Times New Roman"/>
+          <w:sz w:val="24"/>
+          <w:szCs w:val="24"/>
+        </w:rPr>
+      </w:pPr>
+      <w:r>
+        <w:rPr>
+          <w:rFonts w:ascii="Times New Roman" w:hAnsi="Times New Roman" w:cs="Times New Roman"/>
+          <w:sz w:val="24"/>
+          <w:szCs w:val="24"/>
+        </w:rPr>
+        <w:t>conda activate rag_env</w:t>
+      </w:r>
     </w:p>
     <w:p>
       <w:pPr>
@@ -218,6 +160,8 @@
         <w:jc w:val="both"/>
         <w:rPr>
           <w:rFonts w:ascii="Times New Roman" w:hAnsi="Times New Roman" w:cs="Times New Roman"/>
+          <w:b/>
+          <w:bCs/>
           <w:sz w:val="24"/>
           <w:szCs w:val="24"/>
         </w:rPr>
@@ -233,6 +177,8 @@
       <w:r>
         <w:rPr>
           <w:rFonts w:ascii="Times New Roman" w:hAnsi="Times New Roman" w:cs="Times New Roman"/>
+          <w:b/>
+          <w:bCs/>
           <w:sz w:val="24"/>
           <w:szCs w:val="24"/>
         </w:rPr>
@@ -254,107 +200,25 @@
           <w:sz w:val="24"/>
           <w:szCs w:val="24"/>
         </w:rPr>
-        <w:t xml:space="preserve">And install everything following inside the environment. As each </w:t>
-      </w:r>
-      <w:proofErr w:type="spellStart"/>
-      <w:r>
-        <w:rPr>
-          <w:rFonts w:ascii="Times New Roman" w:hAnsi="Times New Roman" w:cs="Times New Roman"/>
-          <w:sz w:val="24"/>
-          <w:szCs w:val="24"/>
-        </w:rPr>
-        <w:t>conda</w:t>
-      </w:r>
-      <w:proofErr w:type="spellEnd"/>
-      <w:r>
-        <w:rPr>
-          <w:rFonts w:ascii="Times New Roman" w:hAnsi="Times New Roman" w:cs="Times New Roman"/>
-          <w:sz w:val="24"/>
-          <w:szCs w:val="24"/>
-        </w:rPr>
-        <w:t xml:space="preserve"> environment is an isolated workspace with its own python interpreter and libraries. If the package installation takes place outside the environment, the package will go to the system python (base environment) and won’t be available when the </w:t>
-      </w:r>
-      <w:proofErr w:type="spellStart"/>
-      <w:r>
-        <w:rPr>
-          <w:rFonts w:ascii="Times New Roman" w:hAnsi="Times New Roman" w:cs="Times New Roman"/>
-          <w:sz w:val="24"/>
-          <w:szCs w:val="24"/>
-        </w:rPr>
-        <w:t>rag_env</w:t>
-      </w:r>
-      <w:proofErr w:type="spellEnd"/>
-      <w:r>
-        <w:rPr>
-          <w:rFonts w:ascii="Times New Roman" w:hAnsi="Times New Roman" w:cs="Times New Roman"/>
-          <w:sz w:val="24"/>
-          <w:szCs w:val="24"/>
-        </w:rPr>
-        <w:t xml:space="preserve"> is activated.</w:t>
-      </w:r>
-    </w:p>
-    <w:p>
-      <w:pPr>
-        <w:rPr>
-          <w:rFonts w:ascii="Times New Roman" w:hAnsi="Times New Roman" w:cs="Times New Roman"/>
-          <w:sz w:val="24"/>
-          <w:szCs w:val="24"/>
-        </w:rPr>
-      </w:pPr>
-      <w:r>
-        <w:rPr>
-          <w:rFonts w:ascii="Times New Roman" w:hAnsi="Times New Roman" w:cs="Times New Roman"/>
-          <w:sz w:val="24"/>
-          <w:szCs w:val="24"/>
-        </w:rPr>
-        <w:t xml:space="preserve">pip install </w:t>
-      </w:r>
-      <w:proofErr w:type="spellStart"/>
-      <w:r>
-        <w:rPr>
-          <w:rFonts w:ascii="Times New Roman" w:hAnsi="Times New Roman" w:cs="Times New Roman"/>
-          <w:sz w:val="24"/>
-          <w:szCs w:val="24"/>
-        </w:rPr>
-        <w:t>faiss-cpu</w:t>
-      </w:r>
-      <w:proofErr w:type="spellEnd"/>
-      <w:r>
-        <w:rPr>
-          <w:rFonts w:ascii="Times New Roman" w:hAnsi="Times New Roman" w:cs="Times New Roman"/>
-          <w:sz w:val="24"/>
-          <w:szCs w:val="24"/>
-        </w:rPr>
-        <w:t xml:space="preserve"> sentence-transformers datasets </w:t>
-      </w:r>
-      <w:proofErr w:type="spellStart"/>
-      <w:r>
-        <w:rPr>
-          <w:rFonts w:ascii="Times New Roman" w:hAnsi="Times New Roman" w:cs="Times New Roman"/>
-          <w:sz w:val="24"/>
-          <w:szCs w:val="24"/>
-        </w:rPr>
-        <w:t>numpy</w:t>
-      </w:r>
-      <w:proofErr w:type="spellEnd"/>
-      <w:r>
-        <w:rPr>
-          <w:rFonts w:ascii="Times New Roman" w:hAnsi="Times New Roman" w:cs="Times New Roman"/>
-          <w:sz w:val="24"/>
-          <w:szCs w:val="24"/>
-        </w:rPr>
-        <w:t xml:space="preserve"> pandas </w:t>
-      </w:r>
-      <w:proofErr w:type="spellStart"/>
-      <w:r>
-        <w:rPr>
-          <w:rFonts w:ascii="Times New Roman" w:hAnsi="Times New Roman" w:cs="Times New Roman"/>
-          <w:sz w:val="24"/>
-          <w:szCs w:val="24"/>
-        </w:rPr>
-        <w:t>tqdm</w:t>
-      </w:r>
-      <w:proofErr w:type="spellEnd"/>
+        <w:t>And install everything following inside the environment. As each conda environment is an isolated workspace with its own python interpreter and libraries. If the package installation takes place outside the environment, the package will go to the system python (base environment) and won’t be available when the rag_env is activated.</w:t>
+      </w:r>
+    </w:p>
+    <w:p>
+      <w:pPr>
+        <w:rPr>
+          <w:rFonts w:ascii="Times New Roman" w:hAnsi="Times New Roman" w:cs="Times New Roman"/>
+          <w:sz w:val="24"/>
+          <w:szCs w:val="24"/>
+        </w:rPr>
+      </w:pPr>
+      <w:r>
+        <w:rPr>
+          <w:rFonts w:ascii="Times New Roman" w:hAnsi="Times New Roman" w:cs="Times New Roman"/>
+          <w:sz w:val="24"/>
+          <w:szCs w:val="24"/>
+        </w:rPr>
+        <w:t>pip install faiss-cpu sentence-transformers datasets numpy pandas tqdm</w:t>
+      </w:r>
     </w:p>
     <w:p>
       <w:pPr>
@@ -387,242 +251,58 @@
           <w:sz w:val="24"/>
           <w:szCs w:val="24"/>
         </w:rPr>
-        <w:t xml:space="preserve">pip install matplotlib </w:t>
-      </w:r>
-      <w:proofErr w:type="spellStart"/>
-      <w:r>
-        <w:rPr>
-          <w:rFonts w:ascii="Times New Roman" w:hAnsi="Times New Roman" w:cs="Times New Roman"/>
-          <w:sz w:val="24"/>
-          <w:szCs w:val="24"/>
-        </w:rPr>
-        <w:t>psutil</w:t>
-      </w:r>
-      <w:proofErr w:type="spellEnd"/>
-    </w:p>
-    <w:p>
-      <w:pPr>
-        <w:rPr>
-          <w:rFonts w:ascii="Times New Roman" w:hAnsi="Times New Roman" w:cs="Times New Roman"/>
-          <w:sz w:val="24"/>
-          <w:szCs w:val="24"/>
-        </w:rPr>
-      </w:pPr>
-      <w:r>
-        <w:rPr>
-          <w:rFonts w:ascii="Times New Roman" w:hAnsi="Times New Roman" w:cs="Times New Roman"/>
-          <w:sz w:val="24"/>
-          <w:szCs w:val="24"/>
-        </w:rPr>
-        <w:t xml:space="preserve">pip install </w:t>
-      </w:r>
-      <w:proofErr w:type="spellStart"/>
-      <w:r>
-        <w:rPr>
-          <w:rFonts w:ascii="Times New Roman" w:hAnsi="Times New Roman" w:cs="Times New Roman"/>
-          <w:sz w:val="24"/>
-          <w:szCs w:val="24"/>
-        </w:rPr>
-        <w:t>nltk</w:t>
-      </w:r>
-      <w:proofErr w:type="spellEnd"/>
-      <w:r>
-        <w:rPr>
-          <w:rFonts w:ascii="Times New Roman" w:hAnsi="Times New Roman" w:cs="Times New Roman"/>
-          <w:sz w:val="24"/>
-          <w:szCs w:val="24"/>
-        </w:rPr>
-        <w:t xml:space="preserve"> </w:t>
-      </w:r>
-      <w:proofErr w:type="spellStart"/>
-      <w:r>
-        <w:rPr>
-          <w:rFonts w:ascii="Times New Roman" w:hAnsi="Times New Roman" w:cs="Times New Roman"/>
-          <w:sz w:val="24"/>
-          <w:szCs w:val="24"/>
-        </w:rPr>
-        <w:t>langchain</w:t>
-      </w:r>
-      <w:proofErr w:type="spellEnd"/>
-    </w:p>
-    <w:p>
-      <w:pPr>
-        <w:rPr>
-          <w:rFonts w:ascii="Times New Roman" w:hAnsi="Times New Roman" w:cs="Times New Roman"/>
-          <w:sz w:val="24"/>
-          <w:szCs w:val="24"/>
-        </w:rPr>
-      </w:pPr>
-      <w:proofErr w:type="spellStart"/>
-      <w:r>
-        <w:rPr>
-          <w:rFonts w:ascii="Times New Roman" w:hAnsi="Times New Roman" w:cs="Times New Roman"/>
-          <w:sz w:val="24"/>
-          <w:szCs w:val="24"/>
-        </w:rPr>
-        <w:t>conda</w:t>
-      </w:r>
-      <w:proofErr w:type="spellEnd"/>
-      <w:r>
-        <w:rPr>
-          <w:rFonts w:ascii="Times New Roman" w:hAnsi="Times New Roman" w:cs="Times New Roman"/>
-          <w:sz w:val="24"/>
-          <w:szCs w:val="24"/>
-        </w:rPr>
-        <w:t xml:space="preserve"> install -c </w:t>
-      </w:r>
-      <w:proofErr w:type="spellStart"/>
-      <w:r>
-        <w:rPr>
-          <w:rFonts w:ascii="Times New Roman" w:hAnsi="Times New Roman" w:cs="Times New Roman"/>
-          <w:sz w:val="24"/>
-          <w:szCs w:val="24"/>
-        </w:rPr>
-        <w:t>conda</w:t>
-      </w:r>
-      <w:proofErr w:type="spellEnd"/>
-      <w:r>
-        <w:rPr>
-          <w:rFonts w:ascii="Times New Roman" w:hAnsi="Times New Roman" w:cs="Times New Roman"/>
-          <w:sz w:val="24"/>
-          <w:szCs w:val="24"/>
-        </w:rPr>
-        <w:t xml:space="preserve">-forge </w:t>
-      </w:r>
-      <w:proofErr w:type="spellStart"/>
-      <w:r>
-        <w:rPr>
-          <w:rFonts w:ascii="Times New Roman" w:hAnsi="Times New Roman" w:cs="Times New Roman"/>
-          <w:sz w:val="24"/>
-          <w:szCs w:val="24"/>
-        </w:rPr>
-        <w:t>jupyter</w:t>
-      </w:r>
-      <w:proofErr w:type="spellEnd"/>
-      <w:r>
-        <w:rPr>
-          <w:rFonts w:ascii="Times New Roman" w:hAnsi="Times New Roman" w:cs="Times New Roman"/>
-          <w:sz w:val="24"/>
-          <w:szCs w:val="24"/>
-        </w:rPr>
-        <w:t xml:space="preserve"> </w:t>
-      </w:r>
-      <w:proofErr w:type="spellStart"/>
-      <w:r>
-        <w:rPr>
-          <w:rFonts w:ascii="Times New Roman" w:hAnsi="Times New Roman" w:cs="Times New Roman"/>
-          <w:sz w:val="24"/>
-          <w:szCs w:val="24"/>
-        </w:rPr>
-        <w:t>ipywidgets</w:t>
-      </w:r>
-      <w:proofErr w:type="spellEnd"/>
-      <w:r>
-        <w:rPr>
-          <w:rFonts w:ascii="Times New Roman" w:hAnsi="Times New Roman" w:cs="Times New Roman"/>
-          <w:sz w:val="24"/>
-          <w:szCs w:val="24"/>
-        </w:rPr>
-        <w:t xml:space="preserve"> </w:t>
-      </w:r>
-      <w:proofErr w:type="spellStart"/>
-      <w:r>
-        <w:rPr>
-          <w:rFonts w:ascii="Times New Roman" w:hAnsi="Times New Roman" w:cs="Times New Roman"/>
-          <w:sz w:val="24"/>
-          <w:szCs w:val="24"/>
-        </w:rPr>
-        <w:t>tqdm</w:t>
-      </w:r>
-      <w:proofErr w:type="spellEnd"/>
-      <w:r>
-        <w:rPr>
-          <w:rFonts w:ascii="Times New Roman" w:hAnsi="Times New Roman" w:cs="Times New Roman"/>
-          <w:sz w:val="24"/>
-          <w:szCs w:val="24"/>
-        </w:rPr>
-        <w:t xml:space="preserve"> -y</w:t>
-      </w:r>
-    </w:p>
-    <w:p>
-      <w:pPr>
-        <w:rPr>
-          <w:rFonts w:ascii="Times New Roman" w:hAnsi="Times New Roman" w:cs="Times New Roman"/>
-          <w:sz w:val="24"/>
-          <w:szCs w:val="24"/>
-        </w:rPr>
-      </w:pPr>
-      <w:proofErr w:type="spellStart"/>
-      <w:r>
-        <w:rPr>
-          <w:rFonts w:ascii="Times New Roman" w:hAnsi="Times New Roman" w:cs="Times New Roman"/>
-          <w:sz w:val="24"/>
-          <w:szCs w:val="24"/>
-        </w:rPr>
-        <w:t>jupyter</w:t>
-      </w:r>
-      <w:proofErr w:type="spellEnd"/>
-      <w:r>
-        <w:rPr>
-          <w:rFonts w:ascii="Times New Roman" w:hAnsi="Times New Roman" w:cs="Times New Roman"/>
-          <w:sz w:val="24"/>
-          <w:szCs w:val="24"/>
-        </w:rPr>
-        <w:t xml:space="preserve"> </w:t>
-      </w:r>
-      <w:proofErr w:type="spellStart"/>
-      <w:r>
-        <w:rPr>
-          <w:rFonts w:ascii="Times New Roman" w:hAnsi="Times New Roman" w:cs="Times New Roman"/>
-          <w:sz w:val="24"/>
-          <w:szCs w:val="24"/>
-        </w:rPr>
-        <w:t>nbextension</w:t>
-      </w:r>
-      <w:proofErr w:type="spellEnd"/>
-      <w:r>
-        <w:rPr>
-          <w:rFonts w:ascii="Times New Roman" w:hAnsi="Times New Roman" w:cs="Times New Roman"/>
-          <w:sz w:val="24"/>
-          <w:szCs w:val="24"/>
-        </w:rPr>
-        <w:t xml:space="preserve"> enable --</w:t>
-      </w:r>
-      <w:proofErr w:type="spellStart"/>
-      <w:r>
-        <w:rPr>
-          <w:rFonts w:ascii="Times New Roman" w:hAnsi="Times New Roman" w:cs="Times New Roman"/>
-          <w:sz w:val="24"/>
-          <w:szCs w:val="24"/>
-        </w:rPr>
-        <w:t>py</w:t>
-      </w:r>
-      <w:proofErr w:type="spellEnd"/>
-      <w:r>
-        <w:rPr>
-          <w:rFonts w:ascii="Times New Roman" w:hAnsi="Times New Roman" w:cs="Times New Roman"/>
-          <w:sz w:val="24"/>
-          <w:szCs w:val="24"/>
-        </w:rPr>
-        <w:t xml:space="preserve"> </w:t>
-      </w:r>
-      <w:proofErr w:type="spellStart"/>
-      <w:r>
-        <w:rPr>
-          <w:rFonts w:ascii="Times New Roman" w:hAnsi="Times New Roman" w:cs="Times New Roman"/>
-          <w:sz w:val="24"/>
-          <w:szCs w:val="24"/>
-        </w:rPr>
-        <w:t>widgetsnbextension</w:t>
-      </w:r>
-      <w:proofErr w:type="spellEnd"/>
-      <w:r>
-        <w:rPr>
-          <w:rFonts w:ascii="Times New Roman" w:hAnsi="Times New Roman" w:cs="Times New Roman"/>
-          <w:sz w:val="24"/>
-          <w:szCs w:val="24"/>
-        </w:rPr>
-        <w:t xml:space="preserve"> --sys-prefix</w:t>
+        <w:t>pip install matplotlib psutil</w:t>
+      </w:r>
+    </w:p>
+    <w:p>
+      <w:pPr>
+        <w:rPr>
+          <w:rFonts w:ascii="Times New Roman" w:hAnsi="Times New Roman" w:cs="Times New Roman"/>
+          <w:sz w:val="24"/>
+          <w:szCs w:val="24"/>
+        </w:rPr>
+      </w:pPr>
+      <w:r>
+        <w:rPr>
+          <w:rFonts w:ascii="Times New Roman" w:hAnsi="Times New Roman" w:cs="Times New Roman"/>
+          <w:sz w:val="24"/>
+          <w:szCs w:val="24"/>
+        </w:rPr>
+        <w:t>pip install nltk langchain</w:t>
+      </w:r>
+    </w:p>
+    <w:p>
+      <w:pPr>
+        <w:rPr>
+          <w:rFonts w:ascii="Times New Roman" w:hAnsi="Times New Roman" w:cs="Times New Roman"/>
+          <w:sz w:val="24"/>
+          <w:szCs w:val="24"/>
+        </w:rPr>
+      </w:pPr>
+      <w:r>
+        <w:rPr>
+          <w:rFonts w:ascii="Times New Roman" w:hAnsi="Times New Roman" w:cs="Times New Roman"/>
+          <w:sz w:val="24"/>
+          <w:szCs w:val="24"/>
+        </w:rPr>
+        <w:t>conda install -c conda-forge jupyter ipywidgets tqdm -y</w:t>
+      </w:r>
+    </w:p>
+    <w:p>
+      <w:pPr>
+        <w:rPr>
+          <w:rFonts w:ascii="Times New Roman" w:hAnsi="Times New Roman" w:cs="Times New Roman"/>
+          <w:sz w:val="24"/>
+          <w:szCs w:val="24"/>
+        </w:rPr>
+      </w:pPr>
+      <w:r>
+        <w:rPr>
+          <w:rFonts w:ascii="Times New Roman" w:hAnsi="Times New Roman" w:cs="Times New Roman"/>
+          <w:sz w:val="24"/>
+          <w:szCs w:val="24"/>
+        </w:rPr>
+        <w:t>jupyter nbextension enable --py widgetsnbextension --sys-prefix</w:t>
       </w:r>
     </w:p>
     <w:p>
@@ -696,72 +376,162 @@
           <w:sz w:val="24"/>
           <w:szCs w:val="24"/>
         </w:rPr>
-        <w:t xml:space="preserve">pip install --quiet </w:t>
-      </w:r>
-      <w:proofErr w:type="spellStart"/>
-      <w:r>
-        <w:rPr>
-          <w:rFonts w:ascii="Times New Roman" w:hAnsi="Times New Roman" w:cs="Times New Roman"/>
-          <w:sz w:val="24"/>
-          <w:szCs w:val="24"/>
-        </w:rPr>
-        <w:t>pyserini</w:t>
-      </w:r>
-      <w:proofErr w:type="spellEnd"/>
-      <w:r>
-        <w:rPr>
-          <w:rFonts w:ascii="Times New Roman" w:hAnsi="Times New Roman" w:cs="Times New Roman"/>
-          <w:sz w:val="24"/>
-          <w:szCs w:val="24"/>
-        </w:rPr>
-        <w:t xml:space="preserve">==0.40.0 </w:t>
-      </w:r>
-      <w:proofErr w:type="spellStart"/>
-      <w:r>
-        <w:rPr>
-          <w:rFonts w:ascii="Times New Roman" w:hAnsi="Times New Roman" w:cs="Times New Roman"/>
-          <w:sz w:val="24"/>
-          <w:szCs w:val="24"/>
-        </w:rPr>
-        <w:t>tqdm</w:t>
-      </w:r>
-      <w:proofErr w:type="spellEnd"/>
-      <w:r>
-        <w:rPr>
-          <w:rFonts w:ascii="Times New Roman" w:hAnsi="Times New Roman" w:cs="Times New Roman"/>
-          <w:sz w:val="24"/>
-          <w:szCs w:val="24"/>
-        </w:rPr>
-        <w:t xml:space="preserve"> </w:t>
-      </w:r>
-      <w:proofErr w:type="spellStart"/>
-      <w:r>
-        <w:rPr>
-          <w:rFonts w:ascii="Times New Roman" w:hAnsi="Times New Roman" w:cs="Times New Roman"/>
-          <w:sz w:val="24"/>
-          <w:szCs w:val="24"/>
-        </w:rPr>
-        <w:t>ujson</w:t>
-      </w:r>
-      <w:proofErr w:type="spellEnd"/>
-      <w:r>
-        <w:rPr>
-          <w:rFonts w:ascii="Times New Roman" w:hAnsi="Times New Roman" w:cs="Times New Roman"/>
-          <w:sz w:val="24"/>
-          <w:szCs w:val="24"/>
-        </w:rPr>
-        <w:t xml:space="preserve"> pandas </w:t>
-      </w:r>
-      <w:proofErr w:type="spellStart"/>
-      <w:r>
-        <w:rPr>
-          <w:rFonts w:ascii="Times New Roman" w:hAnsi="Times New Roman" w:cs="Times New Roman"/>
-          <w:sz w:val="24"/>
-          <w:szCs w:val="24"/>
-        </w:rPr>
-        <w:t>rapidfuzz</w:t>
-      </w:r>
-      <w:proofErr w:type="spellEnd"/>
+        <w:t>pip install --quiet pyserini==0.40.0 tqdm ujson pandas rapidfuzz</w:t>
+      </w:r>
+    </w:p>
+    <w:p>
+      <w:pPr>
+        <w:pBdr>
+          <w:bottom w:val="double" w:sz="6" w:space="1" w:color="auto"/>
+        </w:pBdr>
+        <w:rPr>
+          <w:rFonts w:ascii="Times New Roman" w:hAnsi="Times New Roman" w:cs="Times New Roman"/>
+          <w:sz w:val="24"/>
+          <w:szCs w:val="24"/>
+        </w:rPr>
+      </w:pPr>
+    </w:p>
+    <w:p>
+      <w:pPr>
+        <w:rPr>
+          <w:rFonts w:ascii="Times New Roman" w:hAnsi="Times New Roman" w:cs="Times New Roman"/>
+          <w:b/>
+          <w:bCs/>
+          <w:sz w:val="28"/>
+          <w:szCs w:val="28"/>
+        </w:rPr>
+      </w:pPr>
+      <w:r>
+        <w:rPr>
+          <w:rFonts w:ascii="Times New Roman" w:hAnsi="Times New Roman" w:cs="Times New Roman"/>
+          <w:b/>
+          <w:bCs/>
+          <w:sz w:val="28"/>
+          <w:szCs w:val="28"/>
+        </w:rPr>
+        <w:t>**</w:t>
+      </w:r>
+      <w:r>
+        <w:rPr>
+          <w:rFonts w:ascii="Times New Roman" w:hAnsi="Times New Roman" w:cs="Times New Roman"/>
+          <w:b/>
+          <w:bCs/>
+          <w:sz w:val="28"/>
+          <w:szCs w:val="28"/>
+        </w:rPr>
+        <w:t>Models and embedding folder are not uploaded on gut as they consume a lot of memory</w:t>
+      </w:r>
+    </w:p>
+    <w:p>
+      <w:r>
+        <w:rPr>
+          <w:rFonts w:ascii="Times New Roman" w:hAnsi="Times New Roman" w:cs="Times New Roman"/>
+          <w:sz w:val="24"/>
+          <w:szCs w:val="24"/>
+        </w:rPr>
+        <w:t>Following is a reference to download the model:</w:t>
+      </w:r>
+      <w:r>
+        <w:rPr>
+          <w:rFonts w:ascii="Times New Roman" w:hAnsi="Times New Roman" w:cs="Times New Roman"/>
+          <w:sz w:val="24"/>
+          <w:szCs w:val="24"/>
+        </w:rPr>
+        <w:br/>
+      </w:r>
+      <w:r>
+        <w:t>from huggingface_hub import hf_hub_download</w:t>
+      </w:r>
+    </w:p>
+    <w:p>
+      <w:r>
+        <w:t>filename = "Qwen2.5-7B-Instruct-Q4_K_</w:t>
+      </w:r>
+      <w:r>
+        <w:t>M. gguf</w:t>
+      </w:r>
+      <w:r>
+        <w:t>" # or</w:t>
+      </w:r>
+      <w:r>
+        <w:t xml:space="preserve"> the model’s name</w:t>
+      </w:r>
+    </w:p>
+    <w:p/>
+    <w:p/>
+    <w:p>
+      <w:r>
+        <w:lastRenderedPageBreak/>
+        <w:t>local_path = hf_hub_download(</w:t>
+      </w:r>
+    </w:p>
+    <w:p>
+      <w:r>
+        <w:t xml:space="preserve">    repo_id=repo_id,</w:t>
+      </w:r>
+    </w:p>
+    <w:p>
+      <w:r>
+        <w:t xml:space="preserve">    filename=filename,</w:t>
+      </w:r>
+    </w:p>
+    <w:p>
+      <w:r>
+        <w:t xml:space="preserve">    local_dir="</w:t>
+      </w:r>
+      <w:r>
+        <w:t>local path</w:t>
+      </w:r>
+      <w:r>
+        <w:t>",</w:t>
+      </w:r>
+      <w:r>
+        <w:t xml:space="preserve"> #this path has to be the model folder path inside the project</w:t>
+      </w:r>
+    </w:p>
+    <w:p>
+      <w:r>
+        <w:t>)</w:t>
+      </w:r>
+    </w:p>
+    <w:p>
+      <w:pPr>
+        <w:pBdr>
+          <w:bottom w:val="double" w:sz="6" w:space="1" w:color="auto"/>
+        </w:pBdr>
+      </w:pPr>
+      <w:r>
+        <w:t>p</w:t>
+      </w:r>
+      <w:r>
+        <w:t>rint("Downloaded to:", local_path)</w:t>
+      </w:r>
+    </w:p>
+    <w:p>
+      <w:pPr>
+        <w:rPr>
+          <w:rFonts w:ascii="Times New Roman" w:hAnsi="Times New Roman" w:cs="Times New Roman"/>
+          <w:sz w:val="24"/>
+          <w:szCs w:val="24"/>
+        </w:rPr>
+      </w:pPr>
+      <w:r>
+        <w:rPr>
+          <w:rFonts w:ascii="Times New Roman" w:hAnsi="Times New Roman" w:cs="Times New Roman"/>
+          <w:sz w:val="24"/>
+          <w:szCs w:val="24"/>
+        </w:rPr>
+        <w:t>Embedding folder can be made manually, all the data inside will be generated automatically depending on the settings.</w:t>
+      </w:r>
+    </w:p>
+    <w:p>
+      <w:pPr>
+        <w:rPr>
+          <w:rFonts w:ascii="Times New Roman" w:hAnsi="Times New Roman" w:cs="Times New Roman"/>
+          <w:sz w:val="28"/>
+          <w:szCs w:val="28"/>
+        </w:rPr>
+      </w:pPr>
     </w:p>
     <w:p/>
     <w:p>
